--- a/artifacts/LGL-08/build/corporate-family-tree-conflicts-record.docx
+++ b/artifacts/LGL-08/build/corporate-family-tree-conflicts-record.docx
@@ -7,15 +7,6 @@
       <w:pPr>
         <w:pStyle w:val="Heading1"/>
       </w:pPr>
-      <w:r>
-        <w:rPr>
-          <w:rStyle w:val="SectionNumber"/>
-        </w:rPr>
-        <w:t xml:space="preserve">1</w:t>
-      </w:r>
-      <w:r>
-        <w:tab/>
-      </w:r>
       <w:r>
         <w:t xml:space="preserve">Conflicts Search and Corporate Family Tree Record</w:t>
       </w:r>
@@ -386,15 +377,6 @@
         <w:pStyle w:val="Heading2"/>
       </w:pPr>
       <w:r>
-        <w:rPr>
-          <w:rStyle w:val="SectionNumber"/>
-        </w:rPr>
-        <w:t xml:space="preserve">1.1</w:t>
-      </w:r>
-      <w:r>
-        <w:tab/>
-      </w:r>
-      <w:r>
         <w:t xml:space="preserve">1. Request Summary</w:t>
       </w:r>
     </w:p>
@@ -446,15 +428,6 @@
       <w:pPr>
         <w:pStyle w:val="Heading2"/>
       </w:pPr>
-      <w:r>
-        <w:rPr>
-          <w:rStyle w:val="SectionNumber"/>
-        </w:rPr>
-        <w:t xml:space="preserve">1.2</w:t>
-      </w:r>
-      <w:r>
-        <w:tab/>
-      </w:r>
       <w:r>
         <w:t xml:space="preserve">2. Prospective Client and Engagement Scope</w:t>
       </w:r>
@@ -520,15 +493,6 @@
         <w:pStyle w:val="Heading2"/>
       </w:pPr>
       <w:r>
-        <w:rPr>
-          <w:rStyle w:val="SectionNumber"/>
-        </w:rPr>
-        <w:t xml:space="preserve">1.3</w:t>
-      </w:r>
-      <w:r>
-        <w:tab/>
-      </w:r>
-      <w:r>
         <w:t xml:space="preserve">3. Disclosed Ownership Structure</w:t>
       </w:r>
     </w:p>
@@ -545,15 +509,6 @@
       <w:pPr>
         <w:pStyle w:val="Heading3"/>
       </w:pPr>
-      <w:r>
-        <w:rPr>
-          <w:rStyle w:val="SectionNumber"/>
-        </w:rPr>
-        <w:t xml:space="preserve">1.3.1</w:t>
-      </w:r>
-      <w:r>
-        <w:tab/>
-      </w:r>
       <w:r>
         <w:t xml:space="preserve">3.1 Narrative</w:t>
       </w:r>
@@ -588,15 +543,6 @@
       <w:pPr>
         <w:pStyle w:val="Heading3"/>
       </w:pPr>
-      <w:r>
-        <w:rPr>
-          <w:rStyle w:val="SectionNumber"/>
-        </w:rPr>
-        <w:t xml:space="preserve">1.3.2</w:t>
-      </w:r>
-      <w:r>
-        <w:tab/>
-      </w:r>
       <w:r>
         <w:t xml:space="preserve">3.2 Ownership schedule</w:t>
       </w:r>
@@ -1090,15 +1036,6 @@
         <w:pStyle w:val="Heading3"/>
       </w:pPr>
       <w:r>
-        <w:rPr>
-          <w:rStyle w:val="SectionNumber"/>
-        </w:rPr>
-        <w:t xml:space="preserve">1.3.3</w:t>
-      </w:r>
-      <w:r>
-        <w:tab/>
-      </w:r>
-      <w:r>
         <w:t xml:space="preserve">3.3 Individual relationships</w:t>
       </w:r>
     </w:p>
@@ -1124,15 +1061,6 @@
       <w:pPr>
         <w:pStyle w:val="Heading3"/>
       </w:pPr>
-      <w:r>
-        <w:rPr>
-          <w:rStyle w:val="SectionNumber"/>
-        </w:rPr>
-        <w:t xml:space="preserve">1.3.4</w:t>
-      </w:r>
-      <w:r>
-        <w:tab/>
-      </w:r>
       <w:r>
         <w:t xml:space="preserve">3.4 Entities that will not be represented</w:t>
       </w:r>
@@ -1169,15 +1097,6 @@
         <w:pStyle w:val="Heading2"/>
       </w:pPr>
       <w:r>
-        <w:rPr>
-          <w:rStyle w:val="SectionNumber"/>
-        </w:rPr>
-        <w:t xml:space="preserve">1.4</w:t>
-      </w:r>
-      <w:r>
-        <w:tab/>
-      </w:r>
-      <w:r>
         <w:t xml:space="preserve">4. Search Parameters and Sources</w:t>
       </w:r>
     </w:p>
@@ -1353,15 +1272,6 @@
         <w:pStyle w:val="Heading2"/>
       </w:pPr>
       <w:r>
-        <w:rPr>
-          <w:rStyle w:val="SectionNumber"/>
-        </w:rPr>
-        <w:t xml:space="preserve">1.5</w:t>
-      </w:r>
-      <w:r>
-        <w:tab/>
-      </w:r>
-      <w:r>
         <w:t xml:space="preserve">5. Screen Results</w:t>
       </w:r>
     </w:p>
@@ -1370,15 +1280,6 @@
       <w:pPr>
         <w:pStyle w:val="Heading3"/>
       </w:pPr>
-      <w:r>
-        <w:rPr>
-          <w:rStyle w:val="SectionNumber"/>
-        </w:rPr>
-        <w:t xml:space="preserve">1.5.1</w:t>
-      </w:r>
-      <w:r>
-        <w:tab/>
-      </w:r>
       <w:r>
         <w:t xml:space="preserve">5.1 Exact matches</w:t>
       </w:r>
@@ -1636,15 +1537,6 @@
         <w:pStyle w:val="Heading3"/>
       </w:pPr>
       <w:r>
-        <w:rPr>
-          <w:rStyle w:val="SectionNumber"/>
-        </w:rPr>
-        <w:t xml:space="preserve">1.5.2</w:t>
-      </w:r>
-      <w:r>
-        <w:tab/>
-      </w:r>
-      <w:r>
         <w:t xml:space="preserve">5.2 Fuzzy matches routed to human review</w:t>
       </w:r>
     </w:p>
@@ -2006,15 +1898,6 @@
         <w:pStyle w:val="Heading3"/>
       </w:pPr>
       <w:r>
-        <w:rPr>
-          <w:rStyle w:val="SectionNumber"/>
-        </w:rPr>
-        <w:t xml:space="preserve">1.5.3</w:t>
-      </w:r>
-      <w:r>
-        <w:tab/>
-      </w:r>
-      <w:r>
         <w:t xml:space="preserve">5.3 Below-threshold results</w:t>
       </w:r>
     </w:p>
@@ -2032,15 +1915,6 @@
       <w:pPr>
         <w:pStyle w:val="Heading3"/>
       </w:pPr>
-      <w:r>
-        <w:rPr>
-          <w:rStyle w:val="SectionNumber"/>
-        </w:rPr>
-        <w:t xml:space="preserve">1.5.4</w:t>
-      </w:r>
-      <w:r>
-        <w:tab/>
-      </w:r>
       <w:r>
         <w:t xml:space="preserve">5.4 Personal-interest register</w:t>
       </w:r>
@@ -2060,15 +1934,6 @@
       <w:pPr>
         <w:pStyle w:val="Heading2"/>
       </w:pPr>
-      <w:r>
-        <w:rPr>
-          <w:rStyle w:val="SectionNumber"/>
-        </w:rPr>
-        <w:t xml:space="preserve">1.6</w:t>
-      </w:r>
-      <w:r>
-        <w:tab/>
-      </w:r>
       <w:r>
         <w:t xml:space="preserve">6. Verified Corporate Family Tree</w:t>
       </w:r>
@@ -2313,15 +2178,6 @@
         <w:pStyle w:val="Heading2"/>
       </w:pPr>
       <w:r>
-        <w:rPr>
-          <w:rStyle w:val="SectionNumber"/>
-        </w:rPr>
-        <w:t xml:space="preserve">1.7</w:t>
-      </w:r>
-      <w:r>
-        <w:tab/>
-      </w:r>
-      <w:r>
         <w:t xml:space="preserve">7. Conflicts Analysis</w:t>
       </w:r>
     </w:p>
@@ -2330,15 +2186,6 @@
       <w:pPr>
         <w:pStyle w:val="Heading3"/>
       </w:pPr>
-      <w:r>
-        <w:rPr>
-          <w:rStyle w:val="SectionNumber"/>
-        </w:rPr>
-        <w:t xml:space="preserve">1.7.1</w:t>
-      </w:r>
-      <w:r>
-        <w:tab/>
-      </w:r>
       <w:r>
         <w:t xml:space="preserve">7.1 Framework</w:t>
       </w:r>
@@ -2365,15 +2212,6 @@
       <w:pPr>
         <w:pStyle w:val="Heading3"/>
       </w:pPr>
-      <w:r>
-        <w:rPr>
-          <w:rStyle w:val="SectionNumber"/>
-        </w:rPr>
-        <w:t xml:space="preserve">1.7.2</w:t>
-      </w:r>
-      <w:r>
-        <w:tab/>
-      </w:r>
       <w:r>
         <w:t xml:space="preserve">7.2 Common-owner analysis: HealthFirst Technologies, Inc. (co-115)</w:t>
       </w:r>
@@ -2435,15 +2273,6 @@
         <w:pStyle w:val="Heading3"/>
       </w:pPr>
       <w:r>
-        <w:rPr>
-          <w:rStyle w:val="SectionNumber"/>
-        </w:rPr>
-        <w:t xml:space="preserve">1.7.3</w:t>
-      </w:r>
-      <w:r>
-        <w:tab/>
-      </w:r>
-      <w:r>
         <w:t xml:space="preserve">7.3 Former-client analysis: TechBridge Solutions Ltd. (matter 23-0774)</w:t>
       </w:r>
     </w:p>
@@ -2470,15 +2299,6 @@
         <w:pStyle w:val="Heading3"/>
       </w:pPr>
       <w:r>
-        <w:rPr>
-          <w:rStyle w:val="SectionNumber"/>
-        </w:rPr>
-        <w:t xml:space="preserve">1.7.4</w:t>
-      </w:r>
-      <w:r>
-        <w:tab/>
-      </w:r>
-      <w:r>
         <w:t xml:space="preserve">7.4 Personal-interest analysis: Rule 1.7(a)(2) and Rule 1.10</w:t>
       </w:r>
     </w:p>
@@ -2496,15 +2316,6 @@
       <w:pPr>
         <w:pStyle w:val="Heading3"/>
       </w:pPr>
-      <w:r>
-        <w:rPr>
-          <w:rStyle w:val="SectionNumber"/>
-        </w:rPr>
-        <w:t xml:space="preserve">1.7.5</w:t>
-      </w:r>
-      <w:r>
-        <w:tab/>
-      </w:r>
       <w:r>
         <w:t xml:space="preserve">7.5 Director-relationship analysis: Marcus D. Ferreira and Atticus Dundee Inc. (co-002)</w:t>
       </w:r>
@@ -2578,15 +2389,6 @@
         <w:pStyle w:val="Heading3"/>
       </w:pPr>
       <w:r>
-        <w:rPr>
-          <w:rStyle w:val="SectionNumber"/>
-        </w:rPr>
-        <w:t xml:space="preserve">1.7.6</w:t>
-      </w:r>
-      <w:r>
-        <w:tab/>
-      </w:r>
-      <w:r>
         <w:t xml:space="preserve">7.6 Issues expressly reserved</w:t>
       </w:r>
     </w:p>
@@ -2605,15 +2407,6 @@
       <w:pPr>
         <w:pStyle w:val="Heading2"/>
       </w:pPr>
-      <w:r>
-        <w:rPr>
-          <w:rStyle w:val="SectionNumber"/>
-        </w:rPr>
-        <w:t xml:space="preserve">1.8</w:t>
-      </w:r>
-      <w:r>
-        <w:tab/>
-      </w:r>
       <w:r>
         <w:t xml:space="preserve">8. Disposition and Conditions</w:t>
       </w:r>
@@ -3135,15 +2928,6 @@
         <w:pStyle w:val="Heading2"/>
       </w:pPr>
       <w:r>
-        <w:rPr>
-          <w:rStyle w:val="SectionNumber"/>
-        </w:rPr>
-        <w:t xml:space="preserve">1.9</w:t>
-      </w:r>
-      <w:r>
-        <w:tab/>
-      </w:r>
-      <w:r>
         <w:t xml:space="preserve">9. Open Items</w:t>
       </w:r>
     </w:p>
@@ -3190,15 +2974,6 @@
         <w:pStyle w:val="Heading2"/>
       </w:pPr>
       <w:r>
-        <w:rPr>
-          <w:rStyle w:val="SectionNumber"/>
-        </w:rPr>
-        <w:t xml:space="preserve">1.10</w:t>
-      </w:r>
-      <w:r>
-        <w:tab/>
-      </w:r>
-      <w:r>
         <w:t xml:space="preserve">10. Certification</w:t>
       </w:r>
     </w:p>
@@ -3252,15 +3027,6 @@
       <w:pPr>
         <w:pStyle w:val="Heading2"/>
       </w:pPr>
-      <w:r>
-        <w:rPr>
-          <w:rStyle w:val="SectionNumber"/>
-        </w:rPr>
-        <w:t xml:space="preserve">1.11</w:t>
-      </w:r>
-      <w:r>
-        <w:tab/>
-      </w:r>
       <w:r>
         <w:t xml:space="preserve">11. Audit Trail</w:t>
       </w:r>

--- a/artifacts/LGL-08/build/corporate-family-tree-conflicts-record.docx
+++ b/artifacts/LGL-08/build/corporate-family-tree-conflicts-record.docx
@@ -526,7 +526,7 @@
         <w:pStyle w:val="BodyText"/>
       </w:pPr>
       <w:r>
-        <w:t xml:space="preserve">The fund’s general partner is Meridian Crest GP III, LLC, which is majority-owned by Meridian Crest Capital Management, LLC. Meridian Crest Capital Management, LLC is also the investment manager of an earlier vintage fund, Meridian Crest Partners Fund II, L.P. That earlier fund, together with a co-investment stake held by Fund III itself, controls HealthFirst Technologies, Inc., an existing client of this firm.</w:t>
+        <w:t xml:space="preserve">The fund’s general partner is Meridian Crest GP III, LLC, which is majority-owned by Meridian Crest Capital Management, LLC. Meridian Crest Capital Management, LLC is also the investment manager of an earlier vintage fund, Meridian Crest Partners Fund II, L.P. That earlier fund, together with a co-investment stake held by Fund III itself, controls CarePeak Technologies, Inc., an existing client of this firm.</w:t>
       </w:r>
     </w:p>
     <w:p>
@@ -879,7 +879,7 @@
               <w:pStyle w:val="Compact"/>
             </w:pPr>
             <w:r>
-              <w:t xml:space="preserve">HealthFirst Technologies, Inc. (co-115)</w:t>
+              <w:t xml:space="preserve">CarePeak Technologies, Inc. (co-115)</w:t>
             </w:r>
           </w:p>
         </w:tc>
@@ -936,7 +936,7 @@
               <w:pStyle w:val="Compact"/>
             </w:pPr>
             <w:r>
-              <w:t xml:space="preserve">HealthFirst Technologies, Inc. (co-115)</w:t>
+              <w:t xml:space="preserve">CarePeak Technologies, Inc. (co-115)</w:t>
             </w:r>
           </w:p>
         </w:tc>
@@ -982,18 +982,18 @@
               <w:pStyle w:val="Compact"/>
             </w:pPr>
             <w:r>
-              <w:t xml:space="preserve">HealthFirst management holders (various)</w:t>
-            </w:r>
-          </w:p>
-        </w:tc>
-        <w:tc>
-          <w:tcPr/>
-          <w:p>
-            <w:pPr>
-              <w:pStyle w:val="Compact"/>
-            </w:pPr>
-            <w:r>
-              <w:t xml:space="preserve">HealthFirst Technologies, Inc. (co-115)</w:t>
+              <w:t xml:space="preserve">CarePeak management holders (various)</w:t>
+            </w:r>
+          </w:p>
+        </w:tc>
+        <w:tc>
+          <w:tcPr/>
+          <w:p>
+            <w:pPr>
+              <w:pStyle w:val="Compact"/>
+            </w:pPr>
+            <w:r>
+              <w:t xml:space="preserve">CarePeak Technologies, Inc. (co-115)</w:t>
             </w:r>
           </w:p>
         </w:tc>
@@ -1026,7 +1026,7 @@
         <w:pStyle w:val="BodyText"/>
       </w:pPr>
       <w:r>
-        <w:t xml:space="preserve">Meridian Crest Capital Management, LLC is the investment manager of both Meridian Crest Partners Fund II, L.P. and Meridian Crest Partners Fund III, L.P. It does not hold equity in either fund’s portfolio companies directly. Evelyn K. Brandt is the managing partner of Meridian Crest Capital Management, LLC and sits on the boards of both TechBridge and HealthFirst.</w:t>
+        <w:t xml:space="preserve">Meridian Crest Capital Management, LLC is the investment manager of both Meridian Crest Partners Fund II, L.P. and Meridian Crest Partners Fund III, L.P. It does not hold equity in either fund’s portfolio companies directly. Evelyn K. Brandt is the managing partner of Meridian Crest Capital Management, LLC and sits on the boards of both TechBridge and CarePeak.</w:t>
       </w:r>
     </w:p>
     <w:bookmarkEnd w:id="12"/>
@@ -1377,18 +1377,18 @@
               <w:pStyle w:val="Compact"/>
             </w:pPr>
             <w:r>
-              <w:t xml:space="preserve">HealthFirst Technologies, Inc.</w:t>
-            </w:r>
-          </w:p>
-        </w:tc>
-        <w:tc>
-          <w:tcPr/>
-          <w:p>
-            <w:pPr>
-              <w:pStyle w:val="Compact"/>
-            </w:pPr>
-            <w:r>
-              <w:t xml:space="preserve">HealthFirst Technologies, Inc.</w:t>
+              <w:t xml:space="preserve">CarePeak Technologies, Inc.</w:t>
+            </w:r>
+          </w:p>
+        </w:tc>
+        <w:tc>
+          <w:tcPr/>
+          <w:p>
+            <w:pPr>
+              <w:pStyle w:val="Compact"/>
+            </w:pPr>
+            <w:r>
+              <w:t xml:space="preserve">CarePeak Technologies, Inc.</w:t>
             </w:r>
           </w:p>
         </w:tc>
@@ -1924,7 +1924,7 @@
         <w:pStyle w:val="FirstParagraph"/>
       </w:pPr>
       <w:r>
-        <w:t xml:space="preserve">One hit. Partner Marguerite Oyelaran, relationship partner for HealthFirst Technologies, Inc., holds a limited partner interest of less than 0.1% in Meridian Crest Partners Fund II, L.P., disclosed on her 2024, 2025, and 2026 annual certifications. The interest is passive and non-controlling. See Part 7.4.</w:t>
+        <w:t xml:space="preserve">One hit. Partner Marguerite Oyelaran, relationship partner for CarePeak Technologies, Inc., holds a limited partner interest of less than 0.1% in Meridian Crest Partners Fund II, L.P., disclosed on her 2024, 2025, and 2026 annual certifications. The interest is passive and non-controlling. See Part 7.4.</w:t>
       </w:r>
     </w:p>
     <w:bookmarkEnd w:id="20"/>
@@ -2045,7 +2045,7 @@
         <w:rPr>
           <w:rStyle w:val="VerbatimChar"/>
         </w:rPr>
-        <w:t xml:space="preserve"> |                                          +-- 30% --&gt; HealthFirst Technologies, Inc.  [co-115]</w:t>
+        <w:t xml:space="preserve"> |                                          +-- 30% --&gt; CarePeak Technologies, Inc.  [co-115]</w:t>
       </w:r>
       <w:r>
         <w:br/>
@@ -2090,7 +2090,7 @@
         <w:rPr>
           <w:rStyle w:val="VerbatimChar"/>
         </w:rPr>
-        <w:t xml:space="preserve">                                 +-- 60% --&gt; HealthFirst Technologies, Inc.  [co-115]</w:t>
+        <w:t xml:space="preserve">                                 +-- 60% --&gt; CarePeak Technologies, Inc.  [co-115]</w:t>
       </w:r>
       <w:r>
         <w:br/>
@@ -2207,13 +2207,13 @@
       </w:r>
     </w:p>
     <w:bookmarkEnd w:id="23"/>
-    <w:bookmarkStart w:id="24" w:name="Xbb46f7e0f2a0e7c1ea6fb02941e4245ca809060"/>
+    <w:bookmarkStart w:id="24" w:name="X707445c0a55947de8a3ca730e98a89bc42fe32b"/>
     <w:p>
       <w:pPr>
         <w:pStyle w:val="Heading3"/>
       </w:pPr>
       <w:r>
-        <w:t xml:space="preserve">7.2 Common-owner analysis: HealthFirst Technologies, Inc. (co-115)</w:t>
+        <w:t xml:space="preserve">7.2 Common-owner analysis: CarePeak Technologies, Inc. (co-115)</w:t>
       </w:r>
     </w:p>
     <w:p>
@@ -2221,7 +2221,7 @@
         <w:pStyle w:val="FirstParagraph"/>
       </w:pPr>
       <w:r>
-        <w:t xml:space="preserve">HealthFirst is a current client. Fund II holds 60% of HealthFirst and Fund III holds 30%. Fund III holds 80% of the Prospective Client. The common link is Meridian Crest Capital Management, LLC, which manages both funds and controls the general partner of Fund III.</w:t>
+        <w:t xml:space="preserve">CarePeak is a current client. Fund II holds 60% of CarePeak and Fund III holds 30%. Fund III holds 80% of the Prospective Client. The common link is Meridian Crest Capital Management, LLC, which manages both funds and controls the general partner of Fund III.</w:t>
       </w:r>
     </w:p>
     <w:p>
@@ -2229,7 +2229,7 @@
         <w:pStyle w:val="BodyText"/>
       </w:pPr>
       <w:r>
-        <w:t xml:space="preserve">This is not a direct adversity conflict. The firm is not proposing to act adverse to HealthFirst; HealthFirst is neither a party to the auction nor, as reported, a prospective bidder. The Rule 1.7(a)(1) analysis is therefore negative on the facts as disclosed.</w:t>
+        <w:t xml:space="preserve">This is not a direct adversity conflict. The firm is not proposing to act adverse to CarePeak; CarePeak is neither a party to the auction nor, as reported, a prospective bidder. The Rule 1.7(a)(1) analysis is therefore negative on the facts as disclosed.</w:t>
       </w:r>
     </w:p>
     <w:p>
@@ -2237,7 +2237,7 @@
         <w:pStyle w:val="BodyText"/>
       </w:pPr>
       <w:r>
-        <w:t xml:space="preserve">The Rule 1.7(a)(2) question is closer and turns on two facts. First, Evelyn K. Brandt sits on both boards and is the principal decision-maker for the sponsor on both investments. Second, the auction process will generate valuation, customer-concentration, and product-roadmap information about TechBridge that a lawyer holding it could not readily quarantine from advice given to HealthFirst on adjacent healthcare-technology matters. The risk is a material-limitation risk running to information flow and to the firm’s incentive to preserve the sponsor relationship, not a risk of adversity between the two portfolio companies today.</w:t>
+        <w:t xml:space="preserve">The Rule 1.7(a)(2) question is closer and turns on two facts. First, Evelyn K. Brandt sits on both boards and is the principal decision-maker for the sponsor on both investments. Second, the auction process will generate valuation, customer-concentration, and product-roadmap information about TechBridge that a lawyer holding it could not readily quarantine from advice given to CarePeak on adjacent healthcare-technology matters. The risk is a material-limitation risk running to information flow and to the firm’s incentive to preserve the sponsor relationship, not a risk of adversity between the two portfolio companies today.</w:t>
       </w:r>
     </w:p>
     <w:p>
@@ -2245,7 +2245,7 @@
         <w:pStyle w:val="BodyText"/>
       </w:pPr>
       <w:r>
-        <w:t xml:space="preserve">Two facts materially change this analysis if they occur, and both are made conditions in Part 8: HealthFirst joining the bidder list, and any HealthFirst-TechBridge commercial negotiation opening during the auction period.</w:t>
+        <w:t xml:space="preserve">Two facts materially change this analysis if they occur, and both are made conditions in Part 8: CarePeak joining the bidder list, and any CarePeak-TechBridge commercial negotiation opening during the auction period.</w:t>
       </w:r>
     </w:p>
     <w:p>
@@ -2263,7 +2263,7 @@
         <w:t xml:space="preserve"> </w:t>
       </w:r>
       <w:r>
-        <w:t xml:space="preserve">Not a present Rule 1.7(a)(1) conflict. A Rule 1.7(a)(2) risk that is consentable and that the firm should manage with an information screen and a written waiver from HealthFirst.</w:t>
+        <w:t xml:space="preserve">Not a present Rule 1.7(a)(1) conflict. A Rule 1.7(a)(2) risk that is consentable and that the firm should manage with an information screen and a written waiver from CarePeak.</w:t>
       </w:r>
     </w:p>
     <w:bookmarkEnd w:id="24"/>
@@ -2307,7 +2307,7 @@
         <w:pStyle w:val="FirstParagraph"/>
       </w:pPr>
       <w:r>
-        <w:t xml:space="preserve">Ms. Oyelaran’s limited partner interest in Fund II is passive, is less than 0.1%, is not a controlling interest, and gives her no role in the auction. Under Model Rule 1.7(a)(2) as applied by the firm’s Personal Interest Policy Section 3.1, a passive interest below the 1% threshold in a fund that does not hold the transaction subject does not create a material-limitation conflict. No disqualification arises and therefore nothing is imputed under Model Rule 1.10(a). Ms. Oyelaran will nonetheless be walled from the 26-0912 team as a prophylactic measure (Condition C-2), because she is the HealthFirst relationship partner and the same wall serves the Part 7.2 analysis.</w:t>
+        <w:t xml:space="preserve">Ms. Oyelaran’s limited partner interest in Fund II is passive, is less than 0.1%, is not a controlling interest, and gives her no role in the auction. Under Model Rule 1.7(a)(2) as applied by the firm’s Personal Interest Policy Section 3.1, a passive interest below the 1% threshold in a fund that does not hold the transaction subject does not create a material-limitation conflict. No disqualification arises and therefore nothing is imputed under Model Rule 1.10(a). Ms. Oyelaran will nonetheless be walled from the 26-0912 team as a prophylactic measure (Condition C-2), because she is the CarePeak relationship partner and the same wall serves the Part 7.2 analysis.</w:t>
       </w:r>
     </w:p>
     <w:bookmarkEnd w:id="26"/>
@@ -2522,7 +2522,7 @@
               <w:pStyle w:val="Compact"/>
             </w:pPr>
             <w:r>
-              <w:t xml:space="preserve">Obtain a written, informed conflict waiver from HealthFirst Technologies, Inc. under Model Rule 1.7(b), disclosing the sponsor’s common control, the co-investment stake, and the information-flow risk in Part 7.5. Waiver to be signed by HealthFirst’s general counsel, not by a sponsor designee on the HealthFirst board.</w:t>
+              <w:t xml:space="preserve">Obtain a written, informed conflict waiver from CarePeak Technologies, Inc. under Model Rule 1.7(b), disclosing the sponsor’s common control, the co-investment stake, and the information-flow risk in Part 7.5. Waiver to be signed by CarePeak’s general counsel, not by a sponsor designee on the CarePeak board.</w:t>
             </w:r>
           </w:p>
         </w:tc>
@@ -2579,7 +2579,7 @@
               <w:pStyle w:val="Compact"/>
             </w:pPr>
             <w:r>
-              <w:t xml:space="preserve">Implement an information screen isolating the 26-0912 deal team from the HealthFirst client team and from Marguerite Oyelaran. Screen to include matter-level document security in the document management system, an acknowledgement from every screened person, and no shared assistants.</w:t>
+              <w:t xml:space="preserve">Implement an information screen isolating the 26-0912 deal team from the CarePeak client team and from Marguerite Oyelaran. Screen to include matter-level document security in the document management system, an acknowledgement from every screened person, and no shared assistants.</w:t>
             </w:r>
           </w:p>
         </w:tc>

--- a/artifacts/LGL-08/build/corporate-family-tree-conflicts-record.docx
+++ b/artifacts/LGL-08/build/corporate-family-tree-conflicts-record.docx
@@ -1856,7 +1856,7 @@
               <w:pStyle w:val="Compact"/>
             </w:pPr>
             <w:r>
-              <w:t xml:space="preserve">92.0</w:t>
+              <w:t xml:space="preserve">96.0</w:t>
             </w:r>
           </w:p>
         </w:tc>
